--- a/verbale_esame_finale_2_PNRR.docx
+++ b/verbale_esame_finale_2_PNRR.docx
@@ -1,6 +1,6 @@
 
 <file path=word/document.xml><?xml version="1.0" encoding="utf-8"?>
-<w:document xmlns:o="urn:schemas-microsoft-com:office:office" xmlns:r="http://schemas.openxmlformats.org/officeDocument/2006/relationships" xmlns:v="urn:schemas-microsoft-com:vml" xmlns:w="http://schemas.openxmlformats.org/wordprocessingml/2006/main" xmlns:w10="urn:schemas-microsoft-com:office:word" xmlns:wp="http://schemas.openxmlformats.org/drawingml/2006/wordprocessingDrawing" xmlns:wps="http://schemas.microsoft.com/office/word/2010/wordprocessingShape" xmlns:wpg="http://schemas.microsoft.com/office/word/2010/wordprocessingGroup" xmlns:mc="http://schemas.openxmlformats.org/markup-compatibility/2006" xmlns:wp14="http://schemas.microsoft.com/office/word/2010/wordprocessingDrawing" xmlns:w14="http://schemas.microsoft.com/office/word/2010/wordml" xmlns:w15="http://schemas.microsoft.com/office/word/2012/wordml" mc:Ignorable="w14 wp14 w15">
+<w:document xmlns:o="urn:schemas-microsoft-com:office:office" xmlns:r="http://schemas.openxmlformats.org/officeDocument/2006/relationships" xmlns:v="urn:schemas-microsoft-com:vml" xmlns:w="http://schemas.openxmlformats.org/wordprocessingml/2006/main" xmlns:w10="urn:schemas-microsoft-com:office:word" xmlns:wp="http://schemas.openxmlformats.org/drawingml/2006/wordprocessingDrawing" xmlns:pic="http://schemas.openxmlformats.org/drawingml/2006/picture" xmlns:wps="http://schemas.microsoft.com/office/word/2010/wordprocessingShape" xmlns:wpg="http://schemas.microsoft.com/office/word/2010/wordprocessingGroup" xmlns:mc="http://schemas.openxmlformats.org/markup-compatibility/2006" xmlns:wp14="http://schemas.microsoft.com/office/word/2010/wordprocessingDrawing" xmlns:w14="http://schemas.microsoft.com/office/word/2010/wordml" xmlns:w15="http://schemas.microsoft.com/office/word/2012/wordml" mc:Ignorable="w14 wp14 w15">
   <w:body>
     <w:p>
       <w:pPr>
@@ -361,12 +361,7 @@
         </w:rPr>
       </w:pPr>
       <w:r>
-        <w:rPr>
-          <w:rFonts w:cs="Arial" w:ascii="Arial" w:hAnsi="Arial"/>
-          <w:sz w:val="22"/>
-          <w:szCs w:val="22"/>
-        </w:rPr>
-        <w:t>.</w:t>
+        <w:rPr/>
       </w:r>
     </w:p>
     <w:p>
@@ -684,48 +679,46 @@
         <w:rPr>
           <w:rFonts w:ascii="Arial" w:hAnsi="Arial" w:cs="Arial"/>
           <w:i/>
+          <w:iCs/>
+          <w:sz w:val="22"/>
+          <w:szCs w:val="22"/>
+        </w:rPr>
+      </w:pPr>
+      <w:r>
+        <w:rPr>
+          <w:rFonts w:cs="Arial" w:ascii="Arial" w:hAnsi="Arial"/>
           <w:i/>
           <w:iCs/>
           <w:sz w:val="22"/>
           <w:szCs w:val="22"/>
         </w:rPr>
-      </w:pPr>
-      <w:r>
-        <w:rPr>
-          <w:rFonts w:cs="Arial" w:ascii="Arial" w:hAnsi="Arial"/>
+      </w:r>
+    </w:p>
+    <w:p>
+      <w:pPr>
+        <w:pStyle w:val="Normal"/>
+        <w:tabs>
+          <w:tab w:val="clear" w:pos="708"/>
+          <w:tab w:val="left" w:pos="1700" w:leader="none"/>
+        </w:tabs>
+        <w:bidi w:val="0"/>
+        <w:ind w:hanging="0" w:start="0" w:end="0"/>
+        <w:rPr>
+          <w:rFonts w:ascii="Arial" w:hAnsi="Arial" w:cs="Arial"/>
           <w:i/>
           <w:iCs/>
           <w:sz w:val="22"/>
           <w:szCs w:val="22"/>
         </w:rPr>
-      </w:r>
-    </w:p>
-    <w:p>
-      <w:pPr>
-        <w:pStyle w:val="Normal"/>
-        <w:tabs>
-          <w:tab w:val="clear" w:pos="708"/>
-          <w:tab w:val="left" w:pos="1700" w:leader="none"/>
-        </w:tabs>
-        <w:bidi w:val="0"/>
-        <w:ind w:hanging="0" w:start="0" w:end="0"/>
-        <w:rPr>
-          <w:rFonts w:ascii="Arial" w:hAnsi="Arial" w:cs="Arial"/>
-          <w:i/>
+      </w:pPr>
+      <w:r>
+        <w:rPr>
+          <w:rFonts w:cs="Arial" w:ascii="Arial" w:hAnsi="Arial"/>
           <w:i/>
           <w:iCs/>
           <w:sz w:val="22"/>
           <w:szCs w:val="22"/>
         </w:rPr>
-      </w:pPr>
-      <w:r>
-        <w:rPr>
-          <w:rFonts w:cs="Arial" w:ascii="Arial" w:hAnsi="Arial"/>
-          <w:i/>
-          <w:iCs/>
-          <w:sz w:val="22"/>
-          <w:szCs w:val="22"/>
-        </w:rPr>
       </w:r>
     </w:p>
     <w:p>
@@ -883,23 +876,7 @@
           <w:sz w:val="22"/>
           <w:szCs w:val="22"/>
         </w:rPr>
-        <w:t>DATA {{</w:t>
-      </w:r>
-      <w:r>
-        <w:rPr>
-          <w:rFonts w:cs="Arial" w:ascii="Arial" w:hAnsi="Arial"/>
-          <w:sz w:val="22"/>
-          <w:szCs w:val="22"/>
-        </w:rPr>
-        <w:t>day</w:t>
-      </w:r>
-      <w:r>
-        <w:rPr>
-          <w:rFonts w:cs="Arial" w:ascii="Arial" w:hAnsi="Arial"/>
-          <w:sz w:val="22"/>
-          <w:szCs w:val="22"/>
-        </w:rPr>
-        <w:t>}} FIRMA ……………………………………..</w:t>
+        <w:t>DATA {{day}} FIRMA ……………………………………..</w:t>
       </w:r>
     </w:p>
     <w:p>
@@ -1319,56 +1296,88 @@
           <w:sz w:val="22"/>
           <w:szCs w:val="22"/>
         </w:rPr>
-        <w:t>SI ATTESTA CHE IL DOTT. {{name}} {{surname}}</w:t>
-      </w:r>
-    </w:p>
-    <w:p>
-      <w:pPr>
-        <w:pStyle w:val="Normal"/>
-        <w:tabs>
-          <w:tab w:val="clear" w:pos="708"/>
-          <w:tab w:val="left" w:pos="1700" w:leader="none"/>
-        </w:tabs>
-        <w:bidi w:val="0"/>
-        <w:ind w:hanging="0" w:start="0" w:end="0"/>
-        <w:jc w:val="both"/>
-        <w:rPr>
-          <w:rFonts w:ascii="Arial" w:hAnsi="Arial" w:cs="Arial"/>
-          <w:sz w:val="22"/>
-          <w:szCs w:val="22"/>
-        </w:rPr>
-      </w:pPr>
-      <w:r>
-        <w:rPr>
-          <w:rFonts w:cs="Arial" w:ascii="Arial" w:hAnsi="Arial"/>
-          <w:sz w:val="22"/>
-          <w:szCs w:val="22"/>
-        </w:rPr>
-      </w:r>
-    </w:p>
-    <w:p>
-      <w:pPr>
-        <w:pStyle w:val="Normal"/>
-        <w:tabs>
-          <w:tab w:val="clear" w:pos="708"/>
-          <w:tab w:val="left" w:pos="1700" w:leader="none"/>
-        </w:tabs>
-        <w:bidi w:val="0"/>
-        <w:ind w:hanging="0" w:start="0" w:end="0"/>
-        <w:jc w:val="both"/>
-        <w:rPr>
-          <w:rFonts w:ascii="Arial" w:hAnsi="Arial" w:cs="Arial"/>
-          <w:sz w:val="22"/>
-          <w:szCs w:val="22"/>
-        </w:rPr>
-      </w:pPr>
-      <w:r>
-        <w:rPr>
-          <w:rFonts w:cs="Arial" w:ascii="Arial" w:hAnsi="Arial"/>
-          <w:sz w:val="22"/>
-          <w:szCs w:val="22"/>
-        </w:rPr>
-        <w:t>NATO A {{place_of_birth}} ({{province}})</w:t>
+        <w:t xml:space="preserve">SI ATTESTA CHE </w:t>
+      </w:r>
+      <w:r>
+        <w:rPr>
+          <w:rFonts w:cs="Arial" w:ascii="Arial" w:hAnsi="Arial"/>
+          <w:sz w:val="22"/>
+          <w:szCs w:val="22"/>
+        </w:rPr>
+        <w:t>{{gender_dottdottssa}}</w:t>
+      </w:r>
+      <w:r>
+        <w:rPr>
+          <w:rFonts w:cs="Arial" w:ascii="Arial" w:hAnsi="Arial"/>
+          <w:sz w:val="22"/>
+          <w:szCs w:val="22"/>
+        </w:rPr>
+        <w:t xml:space="preserve"> {{name}} {{surname}}</w:t>
+      </w:r>
+    </w:p>
+    <w:p>
+      <w:pPr>
+        <w:pStyle w:val="Normal"/>
+        <w:tabs>
+          <w:tab w:val="clear" w:pos="708"/>
+          <w:tab w:val="left" w:pos="1700" w:leader="none"/>
+        </w:tabs>
+        <w:bidi w:val="0"/>
+        <w:ind w:hanging="0" w:start="0" w:end="0"/>
+        <w:jc w:val="both"/>
+        <w:rPr>
+          <w:rFonts w:ascii="Arial" w:hAnsi="Arial" w:cs="Arial"/>
+          <w:sz w:val="22"/>
+          <w:szCs w:val="22"/>
+        </w:rPr>
+      </w:pPr>
+      <w:r>
+        <w:rPr>
+          <w:rFonts w:cs="Arial" w:ascii="Arial" w:hAnsi="Arial"/>
+          <w:sz w:val="22"/>
+          <w:szCs w:val="22"/>
+        </w:rPr>
+      </w:r>
+    </w:p>
+    <w:p>
+      <w:pPr>
+        <w:pStyle w:val="Normal"/>
+        <w:tabs>
+          <w:tab w:val="clear" w:pos="708"/>
+          <w:tab w:val="left" w:pos="1700" w:leader="none"/>
+        </w:tabs>
+        <w:bidi w:val="0"/>
+        <w:ind w:hanging="0" w:start="0" w:end="0"/>
+        <w:jc w:val="both"/>
+        <w:rPr>
+          <w:rFonts w:ascii="Arial" w:hAnsi="Arial" w:cs="Arial"/>
+          <w:sz w:val="22"/>
+          <w:szCs w:val="22"/>
+        </w:rPr>
+      </w:pPr>
+      <w:r>
+        <w:rPr>
+          <w:rFonts w:cs="Arial" w:ascii="Arial" w:hAnsi="Arial"/>
+          <w:sz w:val="22"/>
+          <w:szCs w:val="22"/>
+        </w:rPr>
+        <w:t>NAT</w:t>
+      </w:r>
+      <w:r>
+        <w:rPr>
+          <w:rFonts w:cs="Arial" w:ascii="Arial" w:hAnsi="Arial"/>
+          <w:sz w:val="22"/>
+          <w:szCs w:val="22"/>
+        </w:rPr>
+        <w:t>{{gender_oa}}</w:t>
+      </w:r>
+      <w:r>
+        <w:rPr>
+          <w:rFonts w:cs="Arial" w:ascii="Arial" w:hAnsi="Arial"/>
+          <w:sz w:val="22"/>
+          <w:szCs w:val="22"/>
+        </w:rPr>
+        <w:t xml:space="preserve"> A {{place_of_birth}} ({{province}})</w:t>
       </w:r>
     </w:p>
     <w:p>
@@ -2368,7 +2377,15 @@
           <w:sz w:val="22"/>
           <w:szCs w:val="22"/>
         </w:rPr>
-        <w:t>Il sottoscritto {{name}} {{surname}}</w:t>
+        <w:t>{{gender_ilsottlasott}}</w:t>
+      </w:r>
+      <w:r>
+        <w:rPr>
+          <w:rFonts w:cs="Arial" w:ascii="Arial" w:hAnsi="Arial"/>
+          <w:sz w:val="22"/>
+          <w:szCs w:val="22"/>
+        </w:rPr>
+        <w:t xml:space="preserve"> {{name}} {{surname}}</w:t>
       </w:r>
     </w:p>
     <w:p>
@@ -2958,228 +2975,233 @@
         <w:rPr>
           <w:rFonts w:ascii="Arial" w:hAnsi="Arial" w:cs="Arial"/>
           <w:i/>
+          <w:iCs/>
+          <w:sz w:val="22"/>
+          <w:szCs w:val="22"/>
+        </w:rPr>
+      </w:pPr>
+      <w:r>
+        <w:rPr>
+          <w:rFonts w:cs="Arial" w:ascii="Arial" w:hAnsi="Arial"/>
           <w:i/>
           <w:iCs/>
           <w:sz w:val="22"/>
           <w:szCs w:val="22"/>
         </w:rPr>
-      </w:pPr>
-      <w:r>
-        <w:rPr>
-          <w:rFonts w:cs="Arial" w:ascii="Arial" w:hAnsi="Arial"/>
+      </w:r>
+    </w:p>
+    <w:p>
+      <w:pPr>
+        <w:pStyle w:val="Normal"/>
+        <w:tabs>
+          <w:tab w:val="clear" w:pos="708"/>
+          <w:tab w:val="left" w:pos="6360" w:leader="none"/>
+        </w:tabs>
+        <w:bidi w:val="0"/>
+        <w:ind w:hanging="0" w:start="0" w:end="0"/>
+        <w:jc w:val="both"/>
+        <w:rPr>
+          <w:rFonts w:ascii="Arial" w:hAnsi="Arial" w:cs="Arial"/>
+          <w:sz w:val="22"/>
+          <w:szCs w:val="22"/>
+        </w:rPr>
+      </w:pPr>
+      <w:r>
+        <w:rPr>
+          <w:rFonts w:cs="Arial" w:ascii="Arial" w:hAnsi="Arial"/>
+          <w:sz w:val="22"/>
+          <w:szCs w:val="22"/>
+        </w:rPr>
+      </w:r>
+    </w:p>
+    <w:p>
+      <w:pPr>
+        <w:pStyle w:val="Normal"/>
+        <w:tabs>
+          <w:tab w:val="clear" w:pos="708"/>
+          <w:tab w:val="left" w:pos="6360" w:leader="none"/>
+        </w:tabs>
+        <w:bidi w:val="0"/>
+        <w:ind w:hanging="0" w:start="0" w:end="0"/>
+        <w:jc w:val="both"/>
+        <w:rPr>
+          <w:rFonts w:ascii="Arial" w:hAnsi="Arial" w:cs="Arial"/>
+          <w:sz w:val="22"/>
+          <w:szCs w:val="22"/>
+        </w:rPr>
+      </w:pPr>
+      <w:r>
+        <w:rPr>
+          <w:rFonts w:cs="Arial" w:ascii="Arial" w:hAnsi="Arial"/>
+          <w:sz w:val="22"/>
+          <w:szCs w:val="22"/>
+        </w:rPr>
+        <w:t>{{gender_dottdottssa}}</w:t>
+      </w:r>
+      <w:r>
+        <w:rPr>
+          <w:rFonts w:cs="Arial" w:ascii="Arial" w:hAnsi="Arial"/>
+          <w:sz w:val="22"/>
+          <w:szCs w:val="22"/>
+        </w:rPr>
+        <w:t xml:space="preserve"> {{name}} {{surname}} ha discusso la tesi di Dottorato dal titolo: “{{title}}”.</w:t>
+      </w:r>
+    </w:p>
+    <w:p>
+      <w:pPr>
+        <w:pStyle w:val="BodyText2"/>
+        <w:bidi w:val="0"/>
+        <w:ind w:hanging="0" w:start="0" w:end="0"/>
+        <w:rPr>
+          <w:rFonts w:ascii="Arial" w:hAnsi="Arial" w:cs="Arial"/>
+          <w:sz w:val="22"/>
+          <w:szCs w:val="22"/>
+        </w:rPr>
+      </w:pPr>
+      <w:r>
+        <w:rPr>
+          <w:rFonts w:cs="Arial" w:ascii="Arial" w:hAnsi="Arial"/>
+          <w:sz w:val="22"/>
+          <w:szCs w:val="22"/>
+        </w:rPr>
+      </w:r>
+    </w:p>
+    <w:p>
+      <w:pPr>
+        <w:pStyle w:val="Normal"/>
+        <w:tabs>
+          <w:tab w:val="clear" w:pos="708"/>
+          <w:tab w:val="left" w:pos="6360" w:leader="none"/>
+        </w:tabs>
+        <w:bidi w:val="0"/>
+        <w:ind w:hanging="0" w:start="0" w:end="0"/>
+        <w:jc w:val="both"/>
+        <w:rPr>
+          <w:rFonts w:ascii="Arial" w:hAnsi="Arial" w:cs="Arial"/>
+          <w:sz w:val="22"/>
+          <w:szCs w:val="22"/>
+        </w:rPr>
+      </w:pPr>
+      <w:r>
+        <w:rPr>
+          <w:rFonts w:cs="Arial" w:ascii="Arial" w:hAnsi="Arial"/>
+          <w:sz w:val="22"/>
+          <w:szCs w:val="22"/>
+        </w:rPr>
+      </w:r>
+    </w:p>
+    <w:p>
+      <w:pPr>
+        <w:pStyle w:val="Normal"/>
+        <w:tabs>
+          <w:tab w:val="clear" w:pos="708"/>
+          <w:tab w:val="left" w:pos="6360" w:leader="none"/>
+        </w:tabs>
+        <w:bidi w:val="0"/>
+        <w:ind w:hanging="0" w:start="0" w:end="0"/>
+        <w:jc w:val="both"/>
+        <w:rPr>
+          <w:rFonts w:ascii="Arial" w:hAnsi="Arial" w:cs="Arial"/>
+          <w:sz w:val="22"/>
+          <w:szCs w:val="22"/>
+        </w:rPr>
+      </w:pPr>
+      <w:r>
+        <w:rPr>
+          <w:rFonts w:cs="Arial" w:ascii="Arial" w:hAnsi="Arial"/>
+          <w:sz w:val="22"/>
+          <w:szCs w:val="22"/>
+        </w:rPr>
+        <w:t>Le ricerche oggetto della tesi sono originali:</w:t>
+      </w:r>
+    </w:p>
+    <w:p>
+      <w:pPr>
+        <w:pStyle w:val="Normal"/>
+        <w:tabs>
+          <w:tab w:val="clear" w:pos="708"/>
+          <w:tab w:val="left" w:pos="6360" w:leader="none"/>
+        </w:tabs>
+        <w:bidi w:val="0"/>
+        <w:ind w:hanging="0" w:start="0" w:end="0"/>
+        <w:jc w:val="both"/>
+        <w:rPr>
+          <w:rFonts w:ascii="Arial" w:hAnsi="Arial" w:cs="Arial"/>
+          <w:sz w:val="22"/>
+          <w:szCs w:val="22"/>
+        </w:rPr>
+      </w:pPr>
+      <w:r>
+        <w:rPr>
+          <w:rFonts w:cs="Arial" w:ascii="Arial" w:hAnsi="Arial"/>
+          <w:sz w:val="22"/>
+          <w:szCs w:val="22"/>
+        </w:rPr>
+      </w:r>
+    </w:p>
+    <w:p>
+      <w:pPr>
+        <w:pStyle w:val="Normal"/>
+        <w:tabs>
+          <w:tab w:val="clear" w:pos="708"/>
+          <w:tab w:val="left" w:pos="6360" w:leader="none"/>
+        </w:tabs>
+        <w:bidi w:val="0"/>
+        <w:ind w:hanging="0" w:start="0" w:end="0"/>
+        <w:jc w:val="both"/>
+        <w:rPr>
+          <w:rFonts w:ascii="Arial" w:hAnsi="Arial" w:cs="Arial"/>
           <w:i/>
           <w:iCs/>
           <w:sz w:val="22"/>
           <w:szCs w:val="22"/>
         </w:rPr>
-      </w:r>
-    </w:p>
-    <w:p>
-      <w:pPr>
-        <w:pStyle w:val="Normal"/>
-        <w:tabs>
-          <w:tab w:val="clear" w:pos="708"/>
-          <w:tab w:val="left" w:pos="6360" w:leader="none"/>
-        </w:tabs>
-        <w:bidi w:val="0"/>
-        <w:ind w:hanging="0" w:start="0" w:end="0"/>
-        <w:jc w:val="both"/>
-        <w:rPr>
-          <w:rFonts w:ascii="Arial" w:hAnsi="Arial" w:cs="Arial"/>
-          <w:sz w:val="22"/>
-          <w:szCs w:val="22"/>
-        </w:rPr>
-      </w:pPr>
-      <w:r>
-        <w:rPr>
-          <w:rFonts w:cs="Arial" w:ascii="Arial" w:hAnsi="Arial"/>
-          <w:sz w:val="22"/>
-          <w:szCs w:val="22"/>
-        </w:rPr>
-      </w:r>
-    </w:p>
-    <w:p>
-      <w:pPr>
-        <w:pStyle w:val="Normal"/>
-        <w:tabs>
-          <w:tab w:val="clear" w:pos="708"/>
-          <w:tab w:val="left" w:pos="6360" w:leader="none"/>
-        </w:tabs>
-        <w:bidi w:val="0"/>
-        <w:ind w:hanging="0" w:start="0" w:end="0"/>
-        <w:jc w:val="both"/>
-        <w:rPr>
-          <w:rFonts w:ascii="Arial" w:hAnsi="Arial" w:cs="Arial"/>
-          <w:sz w:val="22"/>
-          <w:szCs w:val="22"/>
-        </w:rPr>
-      </w:pPr>
-      <w:r>
-        <w:rPr>
-          <w:rFonts w:cs="Arial" w:ascii="Arial" w:hAnsi="Arial"/>
-          <w:sz w:val="22"/>
-          <w:szCs w:val="22"/>
-        </w:rPr>
-        <w:t>Il Dott. {{name}} {{surname}} ha discusso la tesi di Dottorato dal titolo: “{{title}}”.</w:t>
-      </w:r>
-    </w:p>
-    <w:p>
-      <w:pPr>
-        <w:pStyle w:val="BodyText2"/>
-        <w:bidi w:val="0"/>
-        <w:ind w:hanging="0" w:start="0" w:end="0"/>
-        <w:rPr>
-          <w:rFonts w:ascii="Arial" w:hAnsi="Arial" w:cs="Arial"/>
-          <w:sz w:val="22"/>
-          <w:szCs w:val="22"/>
-        </w:rPr>
-      </w:pPr>
-      <w:r>
-        <w:rPr>
-          <w:rFonts w:cs="Arial" w:ascii="Arial" w:hAnsi="Arial"/>
-          <w:sz w:val="22"/>
-          <w:szCs w:val="22"/>
-        </w:rPr>
-      </w:r>
-    </w:p>
-    <w:p>
-      <w:pPr>
-        <w:pStyle w:val="Normal"/>
-        <w:tabs>
-          <w:tab w:val="clear" w:pos="708"/>
-          <w:tab w:val="left" w:pos="6360" w:leader="none"/>
-        </w:tabs>
-        <w:bidi w:val="0"/>
-        <w:ind w:hanging="0" w:start="0" w:end="0"/>
-        <w:jc w:val="both"/>
-        <w:rPr>
-          <w:rFonts w:ascii="Arial" w:hAnsi="Arial" w:cs="Arial"/>
-          <w:sz w:val="22"/>
-          <w:szCs w:val="22"/>
-        </w:rPr>
-      </w:pPr>
-      <w:r>
-        <w:rPr>
-          <w:rFonts w:cs="Arial" w:ascii="Arial" w:hAnsi="Arial"/>
-          <w:sz w:val="22"/>
-          <w:szCs w:val="22"/>
-        </w:rPr>
-      </w:r>
-    </w:p>
-    <w:p>
-      <w:pPr>
-        <w:pStyle w:val="Normal"/>
-        <w:tabs>
-          <w:tab w:val="clear" w:pos="708"/>
-          <w:tab w:val="left" w:pos="6360" w:leader="none"/>
-        </w:tabs>
-        <w:bidi w:val="0"/>
-        <w:ind w:hanging="0" w:start="0" w:end="0"/>
-        <w:jc w:val="both"/>
-        <w:rPr>
-          <w:rFonts w:ascii="Arial" w:hAnsi="Arial" w:cs="Arial"/>
-          <w:sz w:val="22"/>
-          <w:szCs w:val="22"/>
-        </w:rPr>
-      </w:pPr>
-      <w:r>
-        <w:rPr>
-          <w:rFonts w:cs="Arial" w:ascii="Arial" w:hAnsi="Arial"/>
-          <w:sz w:val="22"/>
-          <w:szCs w:val="22"/>
-        </w:rPr>
-        <w:t>Le ricerche oggetto della tesi sono originali:</w:t>
-      </w:r>
-    </w:p>
-    <w:p>
-      <w:pPr>
-        <w:pStyle w:val="Normal"/>
-        <w:tabs>
-          <w:tab w:val="clear" w:pos="708"/>
-          <w:tab w:val="left" w:pos="6360" w:leader="none"/>
-        </w:tabs>
-        <w:bidi w:val="0"/>
-        <w:ind w:hanging="0" w:start="0" w:end="0"/>
-        <w:jc w:val="both"/>
-        <w:rPr>
-          <w:rFonts w:ascii="Arial" w:hAnsi="Arial" w:cs="Arial"/>
-          <w:sz w:val="22"/>
-          <w:szCs w:val="22"/>
-        </w:rPr>
-      </w:pPr>
-      <w:r>
-        <w:rPr>
-          <w:rFonts w:cs="Arial" w:ascii="Arial" w:hAnsi="Arial"/>
-          <w:sz w:val="22"/>
-          <w:szCs w:val="22"/>
-        </w:rPr>
-      </w:r>
-    </w:p>
-    <w:p>
-      <w:pPr>
-        <w:pStyle w:val="Normal"/>
-        <w:tabs>
-          <w:tab w:val="clear" w:pos="708"/>
-          <w:tab w:val="left" w:pos="6360" w:leader="none"/>
-        </w:tabs>
-        <w:bidi w:val="0"/>
-        <w:ind w:hanging="0" w:start="0" w:end="0"/>
-        <w:jc w:val="both"/>
-        <w:rPr>
-          <w:rFonts w:ascii="Arial" w:hAnsi="Arial" w:cs="Arial"/>
-          <w:i/>
+      </w:pPr>
+      <w:r>
+        <w:rPr>
+          <w:rFonts w:cs="Arial" w:ascii="Arial" w:hAnsi="Arial"/>
+          <w:sz w:val="22"/>
+          <w:szCs w:val="22"/>
+        </w:rPr>
+        <w:t>I risultati sono</w:t>
+      </w:r>
+      <w:r>
+        <w:rPr>
+          <w:rFonts w:cs="Arial" w:ascii="Arial" w:hAnsi="Arial"/>
           <w:i/>
           <w:iCs/>
           <w:sz w:val="22"/>
           <w:szCs w:val="22"/>
         </w:rPr>
-      </w:pPr>
-      <w:r>
-        <w:rPr>
-          <w:rFonts w:cs="Arial" w:ascii="Arial" w:hAnsi="Arial"/>
-          <w:sz w:val="22"/>
-          <w:szCs w:val="22"/>
-        </w:rPr>
-        <w:t>I risultati sono</w:t>
-      </w:r>
-      <w:r>
-        <w:rPr>
-          <w:rFonts w:cs="Arial" w:ascii="Arial" w:hAnsi="Arial"/>
+        <w:t xml:space="preserve"> ………………………(……interessanti, analizzati con senso critico, etc)</w:t>
+      </w:r>
+    </w:p>
+    <w:p>
+      <w:pPr>
+        <w:pStyle w:val="Normal"/>
+        <w:tabs>
+          <w:tab w:val="clear" w:pos="708"/>
+          <w:tab w:val="left" w:pos="6360" w:leader="none"/>
+        </w:tabs>
+        <w:bidi w:val="0"/>
+        <w:ind w:hanging="0" w:start="0" w:end="0"/>
+        <w:jc w:val="both"/>
+        <w:rPr>
+          <w:rFonts w:ascii="Arial" w:hAnsi="Arial" w:cs="Arial"/>
           <w:i/>
           <w:iCs/>
           <w:sz w:val="22"/>
           <w:szCs w:val="22"/>
         </w:rPr>
-        <w:t xml:space="preserve"> ………………………(……interessanti, analizzati con senso critico, etc)</w:t>
-      </w:r>
-    </w:p>
-    <w:p>
-      <w:pPr>
-        <w:pStyle w:val="Normal"/>
-        <w:tabs>
-          <w:tab w:val="clear" w:pos="708"/>
-          <w:tab w:val="left" w:pos="6360" w:leader="none"/>
-        </w:tabs>
-        <w:bidi w:val="0"/>
-        <w:ind w:hanging="0" w:start="0" w:end="0"/>
-        <w:jc w:val="both"/>
-        <w:rPr>
-          <w:rFonts w:ascii="Arial" w:hAnsi="Arial" w:cs="Arial"/>
-          <w:i/>
+      </w:pPr>
+      <w:r>
+        <w:rPr>
+          <w:rFonts w:cs="Arial" w:ascii="Arial" w:hAnsi="Arial"/>
           <w:i/>
           <w:iCs/>
           <w:sz w:val="22"/>
           <w:szCs w:val="22"/>
         </w:rPr>
-      </w:pPr>
-      <w:r>
-        <w:rPr>
-          <w:rFonts w:cs="Arial" w:ascii="Arial" w:hAnsi="Arial"/>
-          <w:i/>
-          <w:iCs/>
-          <w:sz w:val="22"/>
-          <w:szCs w:val="22"/>
-        </w:rPr>
       </w:r>
     </w:p>
     <w:p>
@@ -3194,7 +3216,6 @@
         <w:jc w:val="both"/>
         <w:rPr>
           <w:rFonts w:ascii="Arial" w:hAnsi="Arial" w:cs="Arial"/>
-          <w:i/>
           <w:i/>
           <w:iCs/>
           <w:sz w:val="22"/>
@@ -3690,7 +3711,7 @@
 </file>
 
 <file path=word/footer1.xml><?xml version="1.0" encoding="utf-8"?>
-<w:ftr xmlns:o="urn:schemas-microsoft-com:office:office" xmlns:r="http://schemas.openxmlformats.org/officeDocument/2006/relationships" xmlns:v="urn:schemas-microsoft-com:vml" xmlns:w="http://schemas.openxmlformats.org/wordprocessingml/2006/main" xmlns:w10="urn:schemas-microsoft-com:office:word" xmlns:wp="http://schemas.openxmlformats.org/drawingml/2006/wordprocessingDrawing" xmlns:wps="http://schemas.microsoft.com/office/word/2010/wordprocessingShape" xmlns:wpg="http://schemas.microsoft.com/office/word/2010/wordprocessingGroup" xmlns:mc="http://schemas.openxmlformats.org/markup-compatibility/2006" xmlns:wp14="http://schemas.microsoft.com/office/word/2010/wordprocessingDrawing" xmlns:w14="http://schemas.microsoft.com/office/word/2010/wordml" xmlns:w15="http://schemas.microsoft.com/office/word/2012/wordml" mc:Ignorable="w14 wp14 w15">
+<w:ftr xmlns:o="urn:schemas-microsoft-com:office:office" xmlns:r="http://schemas.openxmlformats.org/officeDocument/2006/relationships" xmlns:v="urn:schemas-microsoft-com:vml" xmlns:w="http://schemas.openxmlformats.org/wordprocessingml/2006/main" xmlns:w10="urn:schemas-microsoft-com:office:word" xmlns:wp="http://schemas.openxmlformats.org/drawingml/2006/wordprocessingDrawing" xmlns:pic="http://schemas.openxmlformats.org/drawingml/2006/picture" xmlns:wps="http://schemas.microsoft.com/office/word/2010/wordprocessingShape" xmlns:wpg="http://schemas.microsoft.com/office/word/2010/wordprocessingGroup" xmlns:mc="http://schemas.openxmlformats.org/markup-compatibility/2006" xmlns:wp14="http://schemas.microsoft.com/office/word/2010/wordprocessingDrawing" xmlns:w14="http://schemas.microsoft.com/office/word/2010/wordml" xmlns:w15="http://schemas.microsoft.com/office/word/2012/wordml" mc:Ignorable="w14 wp14 w15">
   <w:p>
     <w:pPr>
       <w:pStyle w:val="Footer"/>
@@ -3704,7 +3725,7 @@
 </file>
 
 <file path=word/footer2.xml><?xml version="1.0" encoding="utf-8"?>
-<w:ftr xmlns:o="urn:schemas-microsoft-com:office:office" xmlns:r="http://schemas.openxmlformats.org/officeDocument/2006/relationships" xmlns:v="urn:schemas-microsoft-com:vml" xmlns:w="http://schemas.openxmlformats.org/wordprocessingml/2006/main" xmlns:w10="urn:schemas-microsoft-com:office:word" xmlns:wp="http://schemas.openxmlformats.org/drawingml/2006/wordprocessingDrawing" xmlns:wps="http://schemas.microsoft.com/office/word/2010/wordprocessingShape" xmlns:wpg="http://schemas.microsoft.com/office/word/2010/wordprocessingGroup" xmlns:mc="http://schemas.openxmlformats.org/markup-compatibility/2006" xmlns:wp14="http://schemas.microsoft.com/office/word/2010/wordprocessingDrawing" xmlns:w14="http://schemas.microsoft.com/office/word/2010/wordml" xmlns:w15="http://schemas.microsoft.com/office/word/2012/wordml" mc:Ignorable="w14 wp14 w15">
+<w:ftr xmlns:o="urn:schemas-microsoft-com:office:office" xmlns:r="http://schemas.openxmlformats.org/officeDocument/2006/relationships" xmlns:v="urn:schemas-microsoft-com:vml" xmlns:w="http://schemas.openxmlformats.org/wordprocessingml/2006/main" xmlns:w10="urn:schemas-microsoft-com:office:word" xmlns:wp="http://schemas.openxmlformats.org/drawingml/2006/wordprocessingDrawing" xmlns:pic="http://schemas.openxmlformats.org/drawingml/2006/picture" xmlns:wps="http://schemas.microsoft.com/office/word/2010/wordprocessingShape" xmlns:wpg="http://schemas.microsoft.com/office/word/2010/wordprocessingGroup" xmlns:mc="http://schemas.openxmlformats.org/markup-compatibility/2006" xmlns:wp14="http://schemas.microsoft.com/office/word/2010/wordprocessingDrawing" xmlns:w14="http://schemas.microsoft.com/office/word/2010/wordml" xmlns:w15="http://schemas.microsoft.com/office/word/2012/wordml" mc:Ignorable="w14 wp14 w15">
   <w:p>
     <w:pPr>
       <w:pStyle w:val="Footer"/>
@@ -3722,7 +3743,7 @@
 </file>
 
 <file path=word/footer3.xml><?xml version="1.0" encoding="utf-8"?>
-<w:ftr xmlns:o="urn:schemas-microsoft-com:office:office" xmlns:r="http://schemas.openxmlformats.org/officeDocument/2006/relationships" xmlns:v="urn:schemas-microsoft-com:vml" xmlns:w="http://schemas.openxmlformats.org/wordprocessingml/2006/main" xmlns:w10="urn:schemas-microsoft-com:office:word" xmlns:wp="http://schemas.openxmlformats.org/drawingml/2006/wordprocessingDrawing" xmlns:wps="http://schemas.microsoft.com/office/word/2010/wordprocessingShape" xmlns:wpg="http://schemas.microsoft.com/office/word/2010/wordprocessingGroup" xmlns:mc="http://schemas.openxmlformats.org/markup-compatibility/2006" xmlns:wp14="http://schemas.microsoft.com/office/word/2010/wordprocessingDrawing" xmlns:w14="http://schemas.microsoft.com/office/word/2010/wordml" xmlns:w15="http://schemas.microsoft.com/office/word/2012/wordml" mc:Ignorable="w14 wp14 w15">
+<w:ftr xmlns:o="urn:schemas-microsoft-com:office:office" xmlns:r="http://schemas.openxmlformats.org/officeDocument/2006/relationships" xmlns:v="urn:schemas-microsoft-com:vml" xmlns:w="http://schemas.openxmlformats.org/wordprocessingml/2006/main" xmlns:w10="urn:schemas-microsoft-com:office:word" xmlns:wp="http://schemas.openxmlformats.org/drawingml/2006/wordprocessingDrawing" xmlns:pic="http://schemas.openxmlformats.org/drawingml/2006/picture" xmlns:wps="http://schemas.microsoft.com/office/word/2010/wordprocessingShape" xmlns:wpg="http://schemas.microsoft.com/office/word/2010/wordprocessingGroup" xmlns:mc="http://schemas.openxmlformats.org/markup-compatibility/2006" xmlns:wp14="http://schemas.microsoft.com/office/word/2010/wordprocessingDrawing" xmlns:w14="http://schemas.microsoft.com/office/word/2010/wordml" xmlns:w15="http://schemas.microsoft.com/office/word/2012/wordml" mc:Ignorable="w14 wp14 w15">
   <w:p>
     <w:pPr>
       <w:pStyle w:val="Footer"/>
@@ -3740,7 +3761,7 @@
 </file>
 
 <file path=word/header1.xml><?xml version="1.0" encoding="utf-8"?>
-<w:hdr xmlns:o="urn:schemas-microsoft-com:office:office" xmlns:r="http://schemas.openxmlformats.org/officeDocument/2006/relationships" xmlns:v="urn:schemas-microsoft-com:vml" xmlns:w="http://schemas.openxmlformats.org/wordprocessingml/2006/main" xmlns:w10="urn:schemas-microsoft-com:office:word" xmlns:wp="http://schemas.openxmlformats.org/drawingml/2006/wordprocessingDrawing" xmlns:wps="http://schemas.microsoft.com/office/word/2010/wordprocessingShape" xmlns:wpg="http://schemas.microsoft.com/office/word/2010/wordprocessingGroup" xmlns:mc="http://schemas.openxmlformats.org/markup-compatibility/2006" xmlns:wp14="http://schemas.microsoft.com/office/word/2010/wordprocessingDrawing" xmlns:w14="http://schemas.microsoft.com/office/word/2010/wordml" xmlns:w15="http://schemas.microsoft.com/office/word/2012/wordml" mc:Ignorable="w14 wp14 w15">
+<w:hdr xmlns:o="urn:schemas-microsoft-com:office:office" xmlns:r="http://schemas.openxmlformats.org/officeDocument/2006/relationships" xmlns:v="urn:schemas-microsoft-com:vml" xmlns:w="http://schemas.openxmlformats.org/wordprocessingml/2006/main" xmlns:w10="urn:schemas-microsoft-com:office:word" xmlns:wp="http://schemas.openxmlformats.org/drawingml/2006/wordprocessingDrawing" xmlns:pic="http://schemas.openxmlformats.org/drawingml/2006/picture" xmlns:wps="http://schemas.microsoft.com/office/word/2010/wordprocessingShape" xmlns:wpg="http://schemas.microsoft.com/office/word/2010/wordprocessingGroup" xmlns:mc="http://schemas.openxmlformats.org/markup-compatibility/2006" xmlns:wp14="http://schemas.microsoft.com/office/word/2010/wordprocessingDrawing" xmlns:w14="http://schemas.microsoft.com/office/word/2010/wordml" xmlns:w15="http://schemas.microsoft.com/office/word/2012/wordml" mc:Ignorable="w14 wp14 w15">
   <w:p>
     <w:pPr>
       <w:pStyle w:val="Header"/>
@@ -3754,7 +3775,7 @@
 </file>
 
 <file path=word/header2.xml><?xml version="1.0" encoding="utf-8"?>
-<w:hdr xmlns:o="urn:schemas-microsoft-com:office:office" xmlns:r="http://schemas.openxmlformats.org/officeDocument/2006/relationships" xmlns:v="urn:schemas-microsoft-com:vml" xmlns:w="http://schemas.openxmlformats.org/wordprocessingml/2006/main" xmlns:w10="urn:schemas-microsoft-com:office:word" xmlns:wp="http://schemas.openxmlformats.org/drawingml/2006/wordprocessingDrawing" xmlns:wps="http://schemas.microsoft.com/office/word/2010/wordprocessingShape" xmlns:wpg="http://schemas.microsoft.com/office/word/2010/wordprocessingGroup" xmlns:mc="http://schemas.openxmlformats.org/markup-compatibility/2006" xmlns:wp14="http://schemas.microsoft.com/office/word/2010/wordprocessingDrawing" xmlns:w14="http://schemas.microsoft.com/office/word/2010/wordml" xmlns:w15="http://schemas.microsoft.com/office/word/2012/wordml" mc:Ignorable="w14 wp14 w15">
+<w:hdr xmlns:o="urn:schemas-microsoft-com:office:office" xmlns:r="http://schemas.openxmlformats.org/officeDocument/2006/relationships" xmlns:v="urn:schemas-microsoft-com:vml" xmlns:w="http://schemas.openxmlformats.org/wordprocessingml/2006/main" xmlns:w10="urn:schemas-microsoft-com:office:word" xmlns:wp="http://schemas.openxmlformats.org/drawingml/2006/wordprocessingDrawing" xmlns:pic="http://schemas.openxmlformats.org/drawingml/2006/picture" xmlns:wps="http://schemas.microsoft.com/office/word/2010/wordprocessingShape" xmlns:wpg="http://schemas.microsoft.com/office/word/2010/wordprocessingGroup" xmlns:mc="http://schemas.openxmlformats.org/markup-compatibility/2006" xmlns:wp14="http://schemas.microsoft.com/office/word/2010/wordprocessingDrawing" xmlns:w14="http://schemas.microsoft.com/office/word/2010/wordml" xmlns:w15="http://schemas.microsoft.com/office/word/2012/wordml" mc:Ignorable="w14 wp14 w15">
   <w:p>
     <w:pPr>
       <w:pStyle w:val="Header"/>
@@ -3767,7 +3788,7 @@
     <w:r>
       <w:rPr/>
       <w:drawing>
-        <wp:anchor behindDoc="1" distT="0" distB="0" distL="0" distR="0" simplePos="0" locked="0" layoutInCell="1" allowOverlap="1" relativeHeight="5">
+        <wp:anchor distT="0" distB="0" distL="0" distR="0" simplePos="0" relativeHeight="5" behindDoc="1" locked="0" layoutInCell="1" allowOverlap="1">
           <wp:simplePos x="0" y="0"/>
           <wp:positionH relativeFrom="column">
             <wp:posOffset>-720090</wp:posOffset>
@@ -3778,7 +3799,7 @@
           <wp:extent cx="7571740" cy="1164590"/>
           <wp:effectExtent l="0" t="0" r="0" b="0"/>
           <wp:wrapNone/>
-          <wp:docPr id="1" name="Image3" descr="" title=""/>
+          <wp:docPr id="1" name="Image3"/>
           <wp:cNvGraphicFramePr>
             <a:graphicFrameLocks xmlns:a="http://schemas.openxmlformats.org/drawingml/2006/main" noChangeAspect="1"/>
           </wp:cNvGraphicFramePr>
@@ -3786,7 +3807,7 @@
             <a:graphicData uri="http://schemas.openxmlformats.org/drawingml/2006/picture">
               <pic:pic xmlns:pic="http://schemas.openxmlformats.org/drawingml/2006/picture">
                 <pic:nvPicPr>
-                  <pic:cNvPr id="1" name="Image3" descr="" title=""/>
+                  <pic:cNvPr id="1" name="Image3"/>
                   <pic:cNvPicPr>
                     <a:picLocks noChangeAspect="1" noChangeArrowheads="1"/>
                   </pic:cNvPicPr>
@@ -3805,6 +3826,7 @@
                   <a:prstGeom prst="rect">
                     <a:avLst/>
                   </a:prstGeom>
+                  <a:noFill/>
                 </pic:spPr>
               </pic:pic>
             </a:graphicData>
@@ -3812,7 +3834,7 @@
         </wp:anchor>
       </w:drawing>
       <w:drawing>
-        <wp:anchor behindDoc="1" distT="0" distB="0" distL="0" distR="0" simplePos="0" locked="0" layoutInCell="1" allowOverlap="1" relativeHeight="9">
+        <wp:anchor distT="0" distB="0" distL="0" distR="0" simplePos="0" relativeHeight="9" behindDoc="1" locked="0" layoutInCell="1" allowOverlap="1">
           <wp:simplePos x="0" y="0"/>
           <wp:positionH relativeFrom="column">
             <wp:posOffset>-720090</wp:posOffset>
@@ -3823,7 +3845,7 @@
           <wp:extent cx="7560310" cy="1371600"/>
           <wp:effectExtent l="0" t="0" r="0" b="0"/>
           <wp:wrapNone/>
-          <wp:docPr id="2" name="Image2" descr="" title=""/>
+          <wp:docPr id="2" name="Image2"/>
           <wp:cNvGraphicFramePr>
             <a:graphicFrameLocks xmlns:a="http://schemas.openxmlformats.org/drawingml/2006/main" noChangeAspect="1"/>
           </wp:cNvGraphicFramePr>
@@ -3831,7 +3853,7 @@
             <a:graphicData uri="http://schemas.openxmlformats.org/drawingml/2006/picture">
               <pic:pic xmlns:pic="http://schemas.openxmlformats.org/drawingml/2006/picture">
                 <pic:nvPicPr>
-                  <pic:cNvPr id="2" name="Image2" descr="" title=""/>
+                  <pic:cNvPr id="2" name="Image2"/>
                   <pic:cNvPicPr>
                     <a:picLocks noChangeAspect="1" noChangeArrowheads="1"/>
                   </pic:cNvPicPr>
@@ -3850,6 +3872,7 @@
                   <a:prstGeom prst="rect">
                     <a:avLst/>
                   </a:prstGeom>
+                  <a:noFill/>
                 </pic:spPr>
               </pic:pic>
             </a:graphicData>
@@ -3857,7 +3880,7 @@
         </wp:anchor>
       </w:drawing>
       <w:drawing>
-        <wp:anchor behindDoc="1" distT="0" distB="0" distL="0" distR="0" simplePos="0" locked="0" layoutInCell="1" allowOverlap="1" relativeHeight="13">
+        <wp:anchor distT="0" distB="0" distL="0" distR="0" simplePos="0" relativeHeight="13" behindDoc="1" locked="0" layoutInCell="1" allowOverlap="1">
           <wp:simplePos x="0" y="0"/>
           <wp:positionH relativeFrom="column">
             <wp:posOffset>5232400</wp:posOffset>
@@ -3868,7 +3891,7 @@
           <wp:extent cx="1447165" cy="600075"/>
           <wp:effectExtent l="0" t="0" r="0" b="0"/>
           <wp:wrapNone/>
-          <wp:docPr id="3" name="Image1" descr="" title=""/>
+          <wp:docPr id="3" name="Image1"/>
           <wp:cNvGraphicFramePr>
             <a:graphicFrameLocks xmlns:a="http://schemas.openxmlformats.org/drawingml/2006/main" noChangeAspect="1"/>
           </wp:cNvGraphicFramePr>
@@ -3876,7 +3899,7 @@
             <a:graphicData uri="http://schemas.openxmlformats.org/drawingml/2006/picture">
               <pic:pic xmlns:pic="http://schemas.openxmlformats.org/drawingml/2006/picture">
                 <pic:nvPicPr>
-                  <pic:cNvPr id="3" name="Image1" descr="" title=""/>
+                  <pic:cNvPr id="3" name="Image1"/>
                   <pic:cNvPicPr>
                     <a:picLocks noChangeAspect="1" noChangeArrowheads="1"/>
                   </pic:cNvPicPr>
@@ -3895,6 +3918,7 @@
                   <a:prstGeom prst="rect">
                     <a:avLst/>
                   </a:prstGeom>
+                  <a:noFill/>
                 </pic:spPr>
               </pic:pic>
             </a:graphicData>
@@ -3907,7 +3931,7 @@
 </file>
 
 <file path=word/header3.xml><?xml version="1.0" encoding="utf-8"?>
-<w:hdr xmlns:o="urn:schemas-microsoft-com:office:office" xmlns:r="http://schemas.openxmlformats.org/officeDocument/2006/relationships" xmlns:v="urn:schemas-microsoft-com:vml" xmlns:w="http://schemas.openxmlformats.org/wordprocessingml/2006/main" xmlns:w10="urn:schemas-microsoft-com:office:word" xmlns:wp="http://schemas.openxmlformats.org/drawingml/2006/wordprocessingDrawing" xmlns:wps="http://schemas.microsoft.com/office/word/2010/wordprocessingShape" xmlns:wpg="http://schemas.microsoft.com/office/word/2010/wordprocessingGroup" xmlns:mc="http://schemas.openxmlformats.org/markup-compatibility/2006" xmlns:wp14="http://schemas.microsoft.com/office/word/2010/wordprocessingDrawing" xmlns:w14="http://schemas.microsoft.com/office/word/2010/wordml" xmlns:w15="http://schemas.microsoft.com/office/word/2012/wordml" mc:Ignorable="w14 wp14 w15">
+<w:hdr xmlns:o="urn:schemas-microsoft-com:office:office" xmlns:r="http://schemas.openxmlformats.org/officeDocument/2006/relationships" xmlns:v="urn:schemas-microsoft-com:vml" xmlns:w="http://schemas.openxmlformats.org/wordprocessingml/2006/main" xmlns:w10="urn:schemas-microsoft-com:office:word" xmlns:wp="http://schemas.openxmlformats.org/drawingml/2006/wordprocessingDrawing" xmlns:pic="http://schemas.openxmlformats.org/drawingml/2006/picture" xmlns:wps="http://schemas.microsoft.com/office/word/2010/wordprocessingShape" xmlns:wpg="http://schemas.microsoft.com/office/word/2010/wordprocessingGroup" xmlns:mc="http://schemas.openxmlformats.org/markup-compatibility/2006" xmlns:wp14="http://schemas.microsoft.com/office/word/2010/wordprocessingDrawing" xmlns:w14="http://schemas.microsoft.com/office/word/2010/wordml" xmlns:w15="http://schemas.microsoft.com/office/word/2012/wordml" mc:Ignorable="w14 wp14 w15">
   <w:p>
     <w:pPr>
       <w:pStyle w:val="Header"/>
@@ -3920,7 +3944,7 @@
     <w:r>
       <w:rPr/>
       <w:drawing>
-        <wp:anchor behindDoc="1" distT="0" distB="0" distL="0" distR="0" simplePos="0" locked="0" layoutInCell="1" allowOverlap="1" relativeHeight="5">
+        <wp:anchor distT="0" distB="0" distL="0" distR="0" simplePos="0" relativeHeight="5" behindDoc="1" locked="0" layoutInCell="1" allowOverlap="1">
           <wp:simplePos x="0" y="0"/>
           <wp:positionH relativeFrom="column">
             <wp:posOffset>-720090</wp:posOffset>
@@ -3931,7 +3955,7 @@
           <wp:extent cx="7571740" cy="1164590"/>
           <wp:effectExtent l="0" t="0" r="0" b="0"/>
           <wp:wrapNone/>
-          <wp:docPr id="4" name="Image3" descr="" title=""/>
+          <wp:docPr id="4" name="Image3"/>
           <wp:cNvGraphicFramePr>
             <a:graphicFrameLocks xmlns:a="http://schemas.openxmlformats.org/drawingml/2006/main" noChangeAspect="1"/>
           </wp:cNvGraphicFramePr>
@@ -3939,7 +3963,7 @@
             <a:graphicData uri="http://schemas.openxmlformats.org/drawingml/2006/picture">
               <pic:pic xmlns:pic="http://schemas.openxmlformats.org/drawingml/2006/picture">
                 <pic:nvPicPr>
-                  <pic:cNvPr id="4" name="Image3" descr="" title=""/>
+                  <pic:cNvPr id="4" name="Image3"/>
                   <pic:cNvPicPr>
                     <a:picLocks noChangeAspect="1" noChangeArrowheads="1"/>
                   </pic:cNvPicPr>
@@ -3958,6 +3982,7 @@
                   <a:prstGeom prst="rect">
                     <a:avLst/>
                   </a:prstGeom>
+                  <a:noFill/>
                 </pic:spPr>
               </pic:pic>
             </a:graphicData>
@@ -3965,7 +3990,7 @@
         </wp:anchor>
       </w:drawing>
       <w:drawing>
-        <wp:anchor behindDoc="1" distT="0" distB="0" distL="0" distR="0" simplePos="0" locked="0" layoutInCell="1" allowOverlap="1" relativeHeight="9">
+        <wp:anchor distT="0" distB="0" distL="0" distR="0" simplePos="0" relativeHeight="9" behindDoc="1" locked="0" layoutInCell="1" allowOverlap="1">
           <wp:simplePos x="0" y="0"/>
           <wp:positionH relativeFrom="column">
             <wp:posOffset>-720090</wp:posOffset>
@@ -3976,7 +4001,7 @@
           <wp:extent cx="7560310" cy="1371600"/>
           <wp:effectExtent l="0" t="0" r="0" b="0"/>
           <wp:wrapNone/>
-          <wp:docPr id="5" name="Image2" descr="" title=""/>
+          <wp:docPr id="5" name="Image2"/>
           <wp:cNvGraphicFramePr>
             <a:graphicFrameLocks xmlns:a="http://schemas.openxmlformats.org/drawingml/2006/main" noChangeAspect="1"/>
           </wp:cNvGraphicFramePr>
@@ -3984,7 +4009,7 @@
             <a:graphicData uri="http://schemas.openxmlformats.org/drawingml/2006/picture">
               <pic:pic xmlns:pic="http://schemas.openxmlformats.org/drawingml/2006/picture">
                 <pic:nvPicPr>
-                  <pic:cNvPr id="5" name="Image2" descr="" title=""/>
+                  <pic:cNvPr id="5" name="Image2"/>
                   <pic:cNvPicPr>
                     <a:picLocks noChangeAspect="1" noChangeArrowheads="1"/>
                   </pic:cNvPicPr>
@@ -4003,6 +4028,7 @@
                   <a:prstGeom prst="rect">
                     <a:avLst/>
                   </a:prstGeom>
+                  <a:noFill/>
                 </pic:spPr>
               </pic:pic>
             </a:graphicData>
@@ -4010,7 +4036,7 @@
         </wp:anchor>
       </w:drawing>
       <w:drawing>
-        <wp:anchor behindDoc="1" distT="0" distB="0" distL="0" distR="0" simplePos="0" locked="0" layoutInCell="1" allowOverlap="1" relativeHeight="13">
+        <wp:anchor distT="0" distB="0" distL="0" distR="0" simplePos="0" relativeHeight="13" behindDoc="1" locked="0" layoutInCell="1" allowOverlap="1">
           <wp:simplePos x="0" y="0"/>
           <wp:positionH relativeFrom="column">
             <wp:posOffset>5232400</wp:posOffset>
@@ -4021,7 +4047,7 @@
           <wp:extent cx="1447165" cy="600075"/>
           <wp:effectExtent l="0" t="0" r="0" b="0"/>
           <wp:wrapNone/>
-          <wp:docPr id="6" name="Image1" descr="" title=""/>
+          <wp:docPr id="6" name="Image1"/>
           <wp:cNvGraphicFramePr>
             <a:graphicFrameLocks xmlns:a="http://schemas.openxmlformats.org/drawingml/2006/main" noChangeAspect="1"/>
           </wp:cNvGraphicFramePr>
@@ -4029,7 +4055,7 @@
             <a:graphicData uri="http://schemas.openxmlformats.org/drawingml/2006/picture">
               <pic:pic xmlns:pic="http://schemas.openxmlformats.org/drawingml/2006/picture">
                 <pic:nvPicPr>
-                  <pic:cNvPr id="6" name="Image1" descr="" title=""/>
+                  <pic:cNvPr id="6" name="Image1"/>
                   <pic:cNvPicPr>
                     <a:picLocks noChangeAspect="1" noChangeArrowheads="1"/>
                   </pic:cNvPicPr>
@@ -4048,6 +4074,7 @@
                   <a:prstGeom prst="rect">
                     <a:avLst/>
                   </a:prstGeom>
+                  <a:noFill/>
                 </pic:spPr>
               </pic:pic>
             </a:graphicData>
@@ -4350,7 +4377,7 @@
     <w:pPr>
       <w:widowControl/>
       <w:suppressAutoHyphens w:val="true"/>
-      <w:overflowPunct w:val="true"/>
+      <w:overflowPunct w:val="false"/>
       <w:bidi w:val="0"/>
       <w:spacing w:before="0" w:after="0"/>
       <w:jc w:val="start"/>
@@ -4366,7 +4393,7 @@
     </w:rPr>
   </w:style>
   <w:style w:type="paragraph" w:styleId="Heading1">
-    <w:name w:val="Heading 1"/>
+    <w:name w:val="heading 1"/>
     <w:basedOn w:val="Normal"/>
     <w:next w:val="Normal"/>
     <w:qFormat/>
@@ -4391,7 +4418,7 @@
     </w:rPr>
   </w:style>
   <w:style w:type="paragraph" w:styleId="Heading2">
-    <w:name w:val="Heading 2"/>
+    <w:name w:val="heading 2"/>
     <w:basedOn w:val="Normal"/>
     <w:next w:val="Normal"/>
     <w:qFormat/>
@@ -4414,7 +4441,7 @@
     </w:rPr>
   </w:style>
   <w:style w:type="paragraph" w:styleId="Heading3">
-    <w:name w:val="Heading 3"/>
+    <w:name w:val="heading 3"/>
     <w:basedOn w:val="Normal"/>
     <w:next w:val="Normal"/>
     <w:qFormat/>
@@ -4439,7 +4466,7 @@
     </w:rPr>
   </w:style>
   <w:style w:type="paragraph" w:styleId="Heading4">
-    <w:name w:val="Heading 4"/>
+    <w:name w:val="heading 4"/>
     <w:basedOn w:val="Normal"/>
     <w:next w:val="Normal"/>
     <w:qFormat/>
@@ -4462,7 +4489,7 @@
     </w:rPr>
   </w:style>
   <w:style w:type="paragraph" w:styleId="Heading5">
-    <w:name w:val="Heading 5"/>
+    <w:name w:val="heading 5"/>
     <w:basedOn w:val="Normal"/>
     <w:next w:val="Normal"/>
     <w:qFormat/>
@@ -4486,7 +4513,7 @@
     </w:rPr>
   </w:style>
   <w:style w:type="paragraph" w:styleId="Heading6">
-    <w:name w:val="Heading 6"/>
+    <w:name w:val="heading 6"/>
     <w:basedOn w:val="Normal"/>
     <w:next w:val="Normal"/>
     <w:qFormat/>
@@ -4515,7 +4542,7 @@
     </w:rPr>
   </w:style>
   <w:style w:type="paragraph" w:styleId="Heading7">
-    <w:name w:val="Heading 7"/>
+    <w:name w:val="heading 7"/>
     <w:basedOn w:val="Normal"/>
     <w:next w:val="Normal"/>
     <w:qFormat/>
@@ -4544,7 +4571,7 @@
     </w:rPr>
   </w:style>
   <w:style w:type="paragraph" w:styleId="Heading8">
-    <w:name w:val="Heading 8"/>
+    <w:name w:val="heading 8"/>
     <w:basedOn w:val="Normal"/>
     <w:next w:val="Normal"/>
     <w:qFormat/>
@@ -4574,7 +4601,7 @@
     </w:rPr>
   </w:style>
   <w:style w:type="paragraph" w:styleId="Heading9">
-    <w:name w:val="Heading 9"/>
+    <w:name w:val="heading 9"/>
     <w:basedOn w:val="Normal"/>
     <w:next w:val="Normal"/>
     <w:qFormat/>
@@ -4736,7 +4763,7 @@
     <w:rPr/>
   </w:style>
   <w:style w:type="character" w:styleId="PageNumber">
-    <w:name w:val="Page Number"/>
+    <w:name w:val="page number"/>
     <w:basedOn w:val="DefaultParagraphFont"/>
     <w:rPr>
       <w:sz w:val="24"/>
@@ -4805,7 +4832,7 @@
     </w:rPr>
   </w:style>
   <w:style w:type="paragraph" w:styleId="Caption">
-    <w:name w:val="Caption"/>
+    <w:name w:val="caption"/>
     <w:basedOn w:val="Normal"/>
     <w:qFormat/>
     <w:pPr>
@@ -4837,7 +4864,7 @@
     <w:pPr>
       <w:widowControl/>
       <w:suppressAutoHyphens w:val="true"/>
-      <w:overflowPunct w:val="true"/>
+      <w:overflowPunct w:val="false"/>
       <w:bidi w:val="0"/>
       <w:spacing w:lineRule="auto" w:line="252" w:before="0" w:after="160"/>
       <w:jc w:val="start"/>
@@ -4905,7 +4932,7 @@
     <w:rPr/>
   </w:style>
   <w:style w:type="paragraph" w:styleId="Footer">
-    <w:name w:val="Footer"/>
+    <w:name w:val="footer"/>
     <w:basedOn w:val="Normal"/>
     <w:pPr>
       <w:widowControl/>
@@ -4964,7 +4991,7 @@
     </w:rPr>
   </w:style>
   <w:style w:type="paragraph" w:styleId="Header">
-    <w:name w:val="Header"/>
+    <w:name w:val="header"/>
     <w:basedOn w:val="Normal"/>
     <w:pPr>
       <w:widowControl/>
@@ -5002,8 +5029,8 @@
       <w:lang w:val="it-IT" w:eastAsia="it-IT" w:bidi="ar-SA"/>
     </w:rPr>
   </w:style>
-  <w:style w:type="paragraph" w:styleId="FrameContents">
-    <w:name w:val="Frame Contents"/>
+  <w:style w:type="paragraph" w:styleId="FrameContentsuser">
+    <w:name w:val="Frame Contents (user)"/>
     <w:basedOn w:val="Normal"/>
     <w:qFormat/>
     <w:pPr/>
@@ -5020,37 +5047,37 @@
         <a:srgbClr val="000000"/>
       </a:dk1>
       <a:lt1>
-        <a:srgbClr val="ffffff"/>
+        <a:srgbClr val="FFFFFF"/>
       </a:lt1>
       <a:dk2>
         <a:srgbClr val="000000"/>
       </a:dk2>
       <a:lt2>
-        <a:srgbClr val="ffffff"/>
+        <a:srgbClr val="FFFFFF"/>
       </a:lt2>
       <a:accent1>
-        <a:srgbClr val="18a303"/>
+        <a:srgbClr val="18A303"/>
       </a:accent1>
       <a:accent2>
-        <a:srgbClr val="0369a3"/>
+        <a:srgbClr val="0369A3"/>
       </a:accent2>
       <a:accent3>
-        <a:srgbClr val="a33e03"/>
+        <a:srgbClr val="A33E03"/>
       </a:accent3>
       <a:accent4>
-        <a:srgbClr val="8e03a3"/>
+        <a:srgbClr val="8E03A3"/>
       </a:accent4>
       <a:accent5>
-        <a:srgbClr val="c99c00"/>
+        <a:srgbClr val="C99C00"/>
       </a:accent5>
       <a:accent6>
-        <a:srgbClr val="c9211e"/>
+        <a:srgbClr val="C9211E"/>
       </a:accent6>
       <a:hlink>
-        <a:srgbClr val="0000ee"/>
+        <a:srgbClr val="0000EE"/>
       </a:hlink>
       <a:folHlink>
-        <a:srgbClr val="551a8b"/>
+        <a:srgbClr val="551A8B"/>
       </a:folHlink>
     </a:clrScheme>
     <a:fontScheme name="Office">
